--- a/22F-3453_bilal_A3_Report.docx
+++ b/22F-3453_bilal_A3_Report.docx
@@ -3205,23 +3205,15 @@
             <w:rStyle w:val="Hyperlink"/>
             <w:rFonts w:asciiTheme="majorBidi" w:hAnsiTheme="majorBidi" w:cstheme="majorBidi"/>
           </w:rPr>
-          <w:t>https://github.com/22F3794/CV_A3_PCB</w:t>
-        </w:r>
-        <w:r>
-          <w:rPr>
-            <w:rStyle w:val="Hyperlink"/>
-            <w:rFonts w:asciiTheme="majorBidi" w:hAnsiTheme="majorBidi" w:cstheme="majorBidi"/>
-          </w:rPr>
-          <w:t>_</w:t>
-        </w:r>
-        <w:r>
-          <w:rPr>
-            <w:rStyle w:val="Hyperlink"/>
-            <w:rFonts w:asciiTheme="majorBidi" w:hAnsiTheme="majorBidi" w:cstheme="majorBidi"/>
-          </w:rPr>
-          <w:t>Detection</w:t>
+          <w:t>https://github.com/bilalch44/CV_A3_bilal_3453</w:t>
         </w:r>
       </w:hyperlink>
+      <w:r>
+        <w:rPr>
+          <w:rFonts w:asciiTheme="majorBidi" w:hAnsiTheme="majorBidi" w:cstheme="majorBidi"/>
+        </w:rPr>
+        <w:t xml:space="preserve"> </w:t>
+      </w:r>
     </w:p>
     <w:p>
       <w:pPr>
@@ -12060,6 +12052,18 @@
       <w:u w:val="single"/>
     </w:rPr>
   </w:style>
+  <w:style w:type="character" w:styleId="UnresolvedMention">
+    <w:name w:val="Unresolved Mention"/>
+    <w:basedOn w:val="DefaultParagraphFont"/>
+    <w:uiPriority w:val="99"/>
+    <w:semiHidden/>
+    <w:unhideWhenUsed/>
+    <w:rsid w:val="00A51AD8"/>
+    <w:rPr>
+      <w:color w:val="605E5C"/>
+      <w:shd w:val="clear" w:color="auto" w:fill="E1DFDD"/>
+    </w:rPr>
+  </w:style>
 </w:styles>
 </file>
 
